--- a/BugReporting/ECEBUG2.docx
+++ b/BugReporting/ECEBUG2.docx
@@ -321,6 +321,7 @@
         </w:rPr>
         <w:t xml:space="preserve"> | </w:t>
       </w:r>
+      <w:proofErr w:type="gramStart"/>
       <w:r>
         <w:rPr>
           <w:b/>
@@ -344,6 +345,7 @@
         </w:rPr>
         <w:t xml:space="preserve"> ]</w:t>
       </w:r>
+      <w:proofErr w:type="gramEnd"/>
       <w:r>
         <w:rPr>
           <w:b/>
@@ -409,6 +411,7 @@
         </w:rPr>
         <w:t xml:space="preserve"> | </w:t>
       </w:r>
+      <w:proofErr w:type="gramStart"/>
       <w:r>
         <w:rPr>
           <w:b/>
@@ -432,6 +435,7 @@
         </w:rPr>
         <w:t xml:space="preserve"> ]</w:t>
       </w:r>
+      <w:proofErr w:type="gramEnd"/>
       <w:r>
         <w:rPr>
           <w:b/>
@@ -496,8 +500,21 @@
           <w:sz w:val="32"/>
           <w:szCs w:val="32"/>
         </w:rPr>
-        <w:t xml:space="preserve"> | Content | Performance | Crash ]</w:t>
-      </w:r>
+        <w:t xml:space="preserve"> | Content | Performance | </w:t>
+      </w:r>
+      <w:proofErr w:type="gramStart"/>
+      <w:r>
+        <w:rPr>
+          <w:b/>
+          <w:bCs/>
+          <w:i/>
+          <w:iCs/>
+          <w:sz w:val="32"/>
+          <w:szCs w:val="32"/>
+        </w:rPr>
+        <w:t>Crash ]</w:t>
+      </w:r>
+      <w:proofErr w:type="gramEnd"/>
       <w:r>
         <w:rPr>
           <w:b/>
@@ -562,8 +579,21 @@
           <w:sz w:val="32"/>
           <w:szCs w:val="32"/>
         </w:rPr>
-        <w:t xml:space="preserve"> | Often | Sometimes | Rarely | Once ]</w:t>
-      </w:r>
+        <w:t xml:space="preserve"> | Often | Sometimes | Rarely | </w:t>
+      </w:r>
+      <w:proofErr w:type="gramStart"/>
+      <w:r>
+        <w:rPr>
+          <w:b/>
+          <w:bCs/>
+          <w:i/>
+          <w:iCs/>
+          <w:sz w:val="32"/>
+          <w:szCs w:val="32"/>
+        </w:rPr>
+        <w:t>Once ]</w:t>
+      </w:r>
+      <w:proofErr w:type="gramEnd"/>
       <w:r>
         <w:rPr>
           <w:b/>
@@ -948,9 +978,9 @@
           <w:szCs w:val="32"/>
         </w:rPr>
         <w:drawing>
-          <wp:inline distT="0" distB="0" distL="0" distR="0" wp14:anchorId="1CEAFF8D" wp14:editId="15373675">
-            <wp:extent cx="3939977" cy="2456597"/>
-            <wp:effectExtent l="0" t="0" r="3810" b="1270"/>
+          <wp:inline distT="0" distB="0" distL="0" distR="0" wp14:anchorId="1CEAFF8D" wp14:editId="315DE1A2">
+            <wp:extent cx="3939308" cy="2333625"/>
+            <wp:effectExtent l="0" t="0" r="4445" b="0"/>
             <wp:docPr id="461904841" name="Picture 2"/>
             <wp:cNvGraphicFramePr>
               <a:graphicFrameLocks xmlns:a="http://schemas.openxmlformats.org/drawingml/2006/main" noChangeAspect="1"/>
@@ -964,7 +994,7 @@
                       <a:picLocks noChangeAspect="1" noChangeArrowheads="1"/>
                     </pic:cNvPicPr>
                   </pic:nvPicPr>
-                  <pic:blipFill>
+                  <pic:blipFill rotWithShape="1">
                     <a:blip r:embed="rId5" cstate="print">
                       <a:extLst>
                         <a:ext uri="{28A0092B-C50C-407E-A947-70E740481C1C}">
@@ -972,7 +1002,7 @@
                         </a:ext>
                       </a:extLst>
                     </a:blip>
-                    <a:srcRect/>
+                    <a:srcRect b="4990"/>
                     <a:stretch>
                       <a:fillRect/>
                     </a:stretch>
@@ -980,7 +1010,7 @@
                   <pic:spPr bwMode="auto">
                     <a:xfrm>
                       <a:off x="0" y="0"/>
-                      <a:ext cx="3945152" cy="2459824"/>
+                      <a:ext cx="3945152" cy="2337087"/>
                     </a:xfrm>
                     <a:prstGeom prst="rect">
                       <a:avLst/>
@@ -989,6 +1019,11 @@
                     <a:ln>
                       <a:noFill/>
                     </a:ln>
+                    <a:extLst>
+                      <a:ext uri="{53640926-AAD7-44D8-BBD7-CCE9431645EC}">
+                        <a14:shadowObscured xmlns:a14="http://schemas.microsoft.com/office/drawing/2010/main"/>
+                      </a:ext>
+                    </a:extLst>
                   </pic:spPr>
                 </pic:pic>
               </a:graphicData>
@@ -1001,9 +1036,9 @@
           <w:noProof/>
         </w:rPr>
         <w:drawing>
-          <wp:inline distT="0" distB="0" distL="0" distR="0" wp14:anchorId="7AA39116" wp14:editId="13B155DA">
-            <wp:extent cx="3939977" cy="2456597"/>
-            <wp:effectExtent l="0" t="0" r="3810" b="1270"/>
+          <wp:inline distT="0" distB="0" distL="0" distR="0" wp14:anchorId="7AA39116" wp14:editId="3E06558E">
+            <wp:extent cx="3939308" cy="2314575"/>
+            <wp:effectExtent l="0" t="0" r="4445" b="0"/>
             <wp:docPr id="576308" name="Picture 1"/>
             <wp:cNvGraphicFramePr>
               <a:graphicFrameLocks xmlns:a="http://schemas.openxmlformats.org/drawingml/2006/main" noChangeAspect="1"/>
@@ -1017,7 +1052,7 @@
                       <a:picLocks noChangeAspect="1" noChangeArrowheads="1"/>
                     </pic:cNvPicPr>
                   </pic:nvPicPr>
-                  <pic:blipFill>
+                  <pic:blipFill rotWithShape="1">
                     <a:blip r:embed="rId6" cstate="print">
                       <a:extLst>
                         <a:ext uri="{28A0092B-C50C-407E-A947-70E740481C1C}">
@@ -1025,7 +1060,7 @@
                         </a:ext>
                       </a:extLst>
                     </a:blip>
-                    <a:srcRect/>
+                    <a:srcRect b="5765"/>
                     <a:stretch>
                       <a:fillRect/>
                     </a:stretch>
@@ -1033,7 +1068,7 @@
                   <pic:spPr bwMode="auto">
                     <a:xfrm>
                       <a:off x="0" y="0"/>
-                      <a:ext cx="3946018" cy="2460364"/>
+                      <a:ext cx="3946018" cy="2318518"/>
                     </a:xfrm>
                     <a:prstGeom prst="rect">
                       <a:avLst/>
@@ -1042,6 +1077,11 @@
                     <a:ln>
                       <a:noFill/>
                     </a:ln>
+                    <a:extLst>
+                      <a:ext uri="{53640926-AAD7-44D8-BBD7-CCE9431645EC}">
+                        <a14:shadowObscured xmlns:a14="http://schemas.microsoft.com/office/drawing/2010/main"/>
+                      </a:ext>
+                    </a:extLst>
                   </pic:spPr>
                 </pic:pic>
               </a:graphicData>
